--- a/templates/busan_dj_indiv.docx
+++ b/templates/busan_dj_indiv.docx
@@ -899,7 +899,15 @@
                 <w:sz w:val="18"/>
                 <w:szCs w:val="18"/>
               </w:rPr>
-              <w:t xml:space="preserve">계약금 </w:t>
+              <w:t>출연료</w:t>
+            </w:r>
+            <w:r>
+              <w:rPr>
+                <w:rFonts w:ascii="맑은 고딕" w:eastAsia="맑은 고딕" w:hAnsi="맑은 고딕" w:cs="맑은 고딕" w:hint="eastAsia"/>
+                <w:sz w:val="18"/>
+                <w:szCs w:val="18"/>
+              </w:rPr>
+              <w:t xml:space="preserve"> </w:t>
             </w:r>
             <w:r>
               <w:rPr>
@@ -989,196 +997,6 @@
                 <w:szCs w:val="18"/>
               </w:rPr>
               <w:t>0000</w:t>
-            </w:r>
-            <w:r>
-              <w:rPr>
-                <w:rFonts w:ascii="맑은 고딕" w:eastAsia="맑은 고딕" w:hAnsi="맑은 고딕" w:cs="맑은 고딕" w:hint="eastAsia"/>
-                <w:sz w:val="18"/>
-                <w:szCs w:val="18"/>
-              </w:rPr>
-              <w:t>만</w:t>
-            </w:r>
-            <w:r>
-              <w:rPr>
-                <w:rFonts w:ascii="맑은 고딕" w:eastAsia="맑은 고딕" w:hAnsi="맑은 고딕" w:cs="맑은 고딕" w:hint="eastAsia"/>
-                <w:sz w:val="18"/>
-                <w:szCs w:val="18"/>
-              </w:rPr>
-              <w:t>원)</w:t>
-            </w:r>
-          </w:p>
-        </w:tc>
-        <w:tc>
-          <w:tcPr>
-            <w:tcW w:w="2608" w:type="dxa"/>
-            <w:vAlign w:val="center"/>
-          </w:tcPr>
-          <w:p>
-            <w:pPr>
-              <w:spacing w:after="0"/>
-              <w:jc w:val="center"/>
-              <w:rPr>
-                <w:rFonts w:ascii="맑은 고딕" w:eastAsia="맑은 고딕" w:hAnsi="맑은 고딕" w:cs="맑은 고딕"/>
-                <w:sz w:val="18"/>
-                <w:szCs w:val="18"/>
-              </w:rPr>
-            </w:pPr>
-            <w:r>
-              <w:rPr>
-                <w:rFonts w:ascii="맑은 고딕" w:eastAsia="맑은 고딕" w:hAnsi="맑은 고딕" w:cs="맑은 고딕" w:hint="eastAsia"/>
-                <w:sz w:val="18"/>
-                <w:szCs w:val="18"/>
-              </w:rPr>
-              <w:t>계약 후 2주 내 지급</w:t>
-            </w:r>
-          </w:p>
-        </w:tc>
-        <w:tc>
-          <w:tcPr>
-            <w:tcW w:w="1928" w:type="dxa"/>
-            <w:vAlign w:val="center"/>
-          </w:tcPr>
-          <w:p>
-            <w:pPr>
-              <w:spacing w:after="0"/>
-              <w:jc w:val="center"/>
-              <w:rPr>
-                <w:rFonts w:ascii="맑은 고딕" w:eastAsia="맑은 고딕" w:hAnsi="맑은 고딕" w:cs="맑은 고딕"/>
-                <w:sz w:val="18"/>
-                <w:szCs w:val="18"/>
-              </w:rPr>
-            </w:pPr>
-            <w:r>
-              <w:rPr>
-                <w:rFonts w:ascii="맑은 고딕" w:eastAsia="맑은 고딕" w:hAnsi="맑은 고딕" w:cs="맑은 고딕" w:hint="eastAsia"/>
-                <w:sz w:val="18"/>
-                <w:szCs w:val="18"/>
-              </w:rPr>
-              <w:t>전체 금액의 50%</w:t>
-            </w:r>
-          </w:p>
-        </w:tc>
-      </w:tr>
-      <w:tr>
-        <w:tc>
-          <w:tcPr>
-            <w:tcW w:w="1418" w:type="dxa"/>
-            <w:vAlign w:val="center"/>
-          </w:tcPr>
-          <w:p>
-            <w:pPr>
-              <w:spacing w:after="0"/>
-              <w:jc w:val="center"/>
-              <w:rPr>
-                <w:rFonts w:ascii="맑은 고딕" w:eastAsia="맑은 고딕" w:hAnsi="맑은 고딕" w:cs="맑은 고딕"/>
-                <w:sz w:val="18"/>
-                <w:szCs w:val="18"/>
-              </w:rPr>
-            </w:pPr>
-            <w:r>
-              <w:rPr>
-                <w:rFonts w:ascii="맑은 고딕" w:eastAsia="맑은 고딕" w:hAnsi="맑은 고딕" w:cs="맑은 고딕" w:hint="eastAsia"/>
-                <w:sz w:val="18"/>
-                <w:szCs w:val="18"/>
-              </w:rPr>
-              <w:t xml:space="preserve">잔금 </w:t>
-            </w:r>
-            <w:r>
-              <w:rPr>
-                <w:rFonts w:ascii="맑은 고딕" w:eastAsia="맑은 고딕" w:hAnsi="맑은 고딕" w:cs="맑은 고딕"/>
-                <w:sz w:val="18"/>
-                <w:szCs w:val="18"/>
-              </w:rPr>
-              <w:br/>
-            </w:r>
-            <w:r>
-              <w:rPr>
-                <w:rFonts w:ascii="맑은 고딕" w:eastAsia="맑은 고딕" w:hAnsi="맑은 고딕" w:cs="맑은 고딕" w:hint="eastAsia"/>
-                <w:sz w:val="18"/>
-                <w:szCs w:val="18"/>
-              </w:rPr>
-              <w:t>지급일</w:t>
-            </w:r>
-          </w:p>
-        </w:tc>
-        <w:tc>
-          <w:tcPr>
-            <w:tcW w:w="2693" w:type="dxa"/>
-            <w:vAlign w:val="center"/>
-          </w:tcPr>
-          <w:p>
-            <w:pPr>
-              <w:spacing w:after="0"/>
-              <w:jc w:val="center"/>
-              <w:rPr>
-                <w:rFonts w:ascii="맑은 고딕" w:eastAsia="맑은 고딕" w:hAnsi="맑은 고딕" w:cs="맑은 고딕"/>
-                <w:sz w:val="18"/>
-                <w:szCs w:val="18"/>
-              </w:rPr>
-            </w:pPr>
-            <w:r>
-              <w:rPr>
-                <w:rFonts w:ascii="맑은 고딕" w:eastAsia="맑은 고딕" w:hAnsi="맑은 고딕" w:cs="맑은 고딕"/>
-                <w:sz w:val="18"/>
-                <w:szCs w:val="18"/>
-              </w:rPr>
-              <w:t>00</w:t>
-            </w:r>
-            <w:r>
-              <w:rPr>
-                <w:rFonts w:ascii="맑은 고딕" w:eastAsia="맑은 고딕" w:hAnsi="맑은 고딕" w:cs="맑은 고딕" w:hint="eastAsia"/>
-                <w:sz w:val="18"/>
-                <w:szCs w:val="18"/>
-              </w:rPr>
-              <w:t>,</w:t>
-            </w:r>
-            <w:r>
-              <w:rPr>
-                <w:rFonts w:ascii="맑은 고딕" w:eastAsia="맑은 고딕" w:hAnsi="맑은 고딕" w:cs="맑은 고딕"/>
-                <w:sz w:val="18"/>
-                <w:szCs w:val="18"/>
-              </w:rPr>
-              <w:t>0</w:t>
-            </w:r>
-            <w:r>
-              <w:rPr>
-                <w:rFonts w:ascii="맑은 고딕" w:eastAsia="맑은 고딕" w:hAnsi="맑은 고딕" w:cs="맑은 고딕" w:hint="eastAsia"/>
-                <w:sz w:val="18"/>
-                <w:szCs w:val="18"/>
-              </w:rPr>
-              <w:t xml:space="preserve">00,000원 </w:t>
-            </w:r>
-            <w:r>
-              <w:rPr>
-                <w:rFonts w:ascii="맑은 고딕" w:eastAsia="맑은 고딕" w:hAnsi="맑은 고딕" w:cs="맑은 고딕"/>
-                <w:sz w:val="18"/>
-                <w:szCs w:val="18"/>
-              </w:rPr>
-              <w:br/>
-            </w:r>
-            <w:r>
-              <w:rPr>
-                <w:rFonts w:ascii="맑은 고딕" w:eastAsia="맑은 고딕" w:hAnsi="맑은 고딕" w:cs="맑은 고딕" w:hint="eastAsia"/>
-                <w:sz w:val="18"/>
-                <w:szCs w:val="18"/>
-              </w:rPr>
-              <w:t xml:space="preserve">(금 </w:t>
-            </w:r>
-            <w:r>
-              <w:rPr>
-                <w:rFonts w:ascii="맑은 고딕" w:eastAsia="맑은 고딕" w:hAnsi="맑은 고딕" w:cs="맑은 고딕"/>
-                <w:sz w:val="18"/>
-                <w:szCs w:val="18"/>
-              </w:rPr>
-              <w:t>0000</w:t>
-            </w:r>
-            <w:r>
-              <w:rPr>
-                <w:rFonts w:ascii="맑은 고딕" w:eastAsia="맑은 고딕" w:hAnsi="맑은 고딕" w:cs="맑은 고딕" w:hint="eastAsia"/>
-                <w:sz w:val="18"/>
-                <w:szCs w:val="18"/>
-              </w:rPr>
-              <w:t>만</w:t>
             </w:r>
             <w:r>
               <w:rPr>
@@ -1303,7 +1121,23 @@
                 <w:sz w:val="18"/>
                 <w:szCs w:val="18"/>
               </w:rPr>
-              <w:t>전체 금액의 50%</w:t>
+              <w:t xml:space="preserve">전체 금액의 </w:t>
+            </w:r>
+            <w:r>
+              <w:rPr>
+                <w:rFonts w:ascii="맑은 고딕" w:eastAsia="맑은 고딕" w:hAnsi="맑은 고딕" w:cs="맑은 고딕" w:hint="eastAsia"/>
+                <w:sz w:val="18"/>
+                <w:szCs w:val="18"/>
+              </w:rPr>
+              <w:t>10</w:t>
+            </w:r>
+            <w:r>
+              <w:rPr>
+                <w:rFonts w:ascii="맑은 고딕" w:eastAsia="맑은 고딕" w:hAnsi="맑은 고딕" w:cs="맑은 고딕" w:hint="eastAsia"/>
+                <w:sz w:val="18"/>
+                <w:szCs w:val="18"/>
+              </w:rPr>
+              <w:t>0%</w:t>
             </w:r>
           </w:p>
         </w:tc>
@@ -1395,31 +1229,7 @@
                 <w:sz w:val="18"/>
                 <w:szCs w:val="18"/>
               </w:rPr>
-              <w:t xml:space="preserve">(일금 </w:t>
-            </w:r>
-            <w:r>
-              <w:rPr>
-                <w:rFonts w:ascii="맑은 고딕" w:eastAsia="맑은 고딕" w:hAnsi="맑은 고딕" w:cs="맑은 고딕" w:hint="eastAsia"/>
-                <w:sz w:val="18"/>
-                <w:szCs w:val="18"/>
-              </w:rPr>
-              <w:t>백</w:t>
-            </w:r>
-            <w:r>
-              <w:rPr>
-                <w:rFonts w:ascii="맑은 고딕" w:eastAsia="맑은 고딕" w:hAnsi="맑은 고딕" w:cs="맑은 고딕" w:hint="eastAsia"/>
-                <w:sz w:val="18"/>
-                <w:szCs w:val="18"/>
-              </w:rPr>
-              <w:t>만</w:t>
-            </w:r>
-            <w:r>
-              <w:rPr>
-                <w:rFonts w:ascii="맑은 고딕" w:eastAsia="맑은 고딕" w:hAnsi="맑은 고딕" w:cs="맑은 고딕" w:hint="eastAsia"/>
-                <w:sz w:val="18"/>
-                <w:szCs w:val="18"/>
-              </w:rPr>
-              <w:t>원)</w:t>
+              <w:t>(일금 원)</w:t>
             </w:r>
           </w:p>
         </w:tc>
@@ -1739,7 +1549,6 @@
           <w:b/>
           <w:color w:val="000000" w:themeColor="text1"/>
         </w:rPr>
-        <w:lastRenderedPageBreak/>
         <w:t xml:space="preserve">제 </w:t>
       </w:r>
       <w:r>
@@ -1779,6 +1588,7 @@
           <w:bCs/>
           <w:color w:val="000000" w:themeColor="text1"/>
         </w:rPr>
+        <w:lastRenderedPageBreak/>
         <w:t>‘</w:t>
       </w:r>
       <w:r>
@@ -3103,7 +2913,6 @@
           <w:bCs/>
           <w:color w:val="000000" w:themeColor="text1"/>
         </w:rPr>
-        <w:lastRenderedPageBreak/>
         <w:t>‘을’은 페스티벌 광고 홍보 매체에 소속 ‘아티스트’의 초상, 성명에 대한 사용권을 ‘갑’ 에게 부여하며, ‘을’은 페스티벌 광고, 홍보</w:t>
       </w:r>
       <w:r>
@@ -3143,6 +2952,7 @@
           <w:bCs/>
           <w:color w:val="000000" w:themeColor="text1"/>
         </w:rPr>
+        <w:lastRenderedPageBreak/>
         <w:t xml:space="preserve">‘을’은 본 </w:t>
       </w:r>
       <w:r>
@@ -4840,7 +4650,6 @@
           <w:szCs w:val="22"/>
           <w:bdr w:val="none" w:sz="0" w:space="0" w:color="auto"/>
         </w:rPr>
-        <w:lastRenderedPageBreak/>
         <w:t>정당한 이유 없이 본 계약의 사항들을 ‘을’이 위반했을 때에는</w:t>
       </w:r>
       <w:r>
@@ -4926,6 +4735,7 @@
           <w:szCs w:val="22"/>
           <w:bdr w:val="none" w:sz="0" w:space="0" w:color="auto"/>
         </w:rPr>
+        <w:lastRenderedPageBreak/>
         <w:t>불가항력의 사유 이외에 ‘갑’의 귀책사유로 본 행사가 연기 될 경우 ‘을’은 조정 된 일시에 출연할 수 있도록 최대한 협조하되 출연이 불가능할 경우에도 지급받은 출연료를 반환 할 의무가 없다.</w:t>
       </w:r>
     </w:p>
@@ -5525,29 +5335,6 @@
           <w:bCs/>
         </w:rPr>
         <w:t xml:space="preserve">: </w:t>
-      </w:r>
-    </w:p>
-    <w:p>
-      <w:pPr>
-        <w:spacing w:after="0"/>
-        <w:rPr>
-          <w:rFonts w:ascii="맑은 고딕" w:eastAsia="맑은 고딕" w:hAnsi="맑은 고딕"/>
-          <w:bCs/>
-        </w:rPr>
-      </w:pPr>
-      <w:r>
-        <w:rPr>
-          <w:rFonts w:ascii="맑은 고딕" w:eastAsia="맑은 고딕" w:hAnsi="맑은 고딕" w:hint="eastAsia"/>
-          <w:bCs/>
-        </w:rPr>
-        <w:t>사업자등록번호:</w:t>
-      </w:r>
-      <w:r>
-        <w:rPr>
-          <w:rFonts w:ascii="맑은 고딕" w:eastAsia="맑은 고딕" w:hAnsi="맑은 고딕" w:hint="eastAsia"/>
-          <w:bCs/>
-        </w:rPr>
-        <w:t xml:space="preserve"> </w:t>
       </w:r>
     </w:p>
     <w:p>
@@ -13593,7 +13380,7 @@
   <w:num w:numId="5" w16cid:durableId="426657102">
     <w:abstractNumId w:val="21"/>
     <w:lvlOverride w:ilvl="0">
-      <w:lvl w:ilvl="0" w:tplc="81F41426">
+      <w:lvl w:ilvl="0" w:tplc="FC98E5B0">
         <w:start w:val="1"/>
         <w:numFmt w:val="decimal"/>
         <w:lvlText w:val="%1."/>
@@ -13625,7 +13412,7 @@
       </w:lvl>
     </w:lvlOverride>
     <w:lvlOverride w:ilvl="1">
-      <w:lvl w:ilvl="1" w:tplc="74BA6804">
+      <w:lvl w:ilvl="1" w:tplc="2E3E5AF4">
         <w:start w:val="1"/>
         <w:numFmt w:val="upperLetter"/>
         <w:lvlText w:val="%2."/>
@@ -13657,7 +13444,7 @@
       </w:lvl>
     </w:lvlOverride>
     <w:lvlOverride w:ilvl="2">
-      <w:lvl w:ilvl="2" w:tplc="B9882BF6">
+      <w:lvl w:ilvl="2" w:tplc="D0CA5880">
         <w:start w:val="1"/>
         <w:numFmt w:val="lowerRoman"/>
         <w:lvlText w:val="%3."/>
@@ -13689,7 +13476,7 @@
       </w:lvl>
     </w:lvlOverride>
     <w:lvlOverride w:ilvl="3">
-      <w:lvl w:ilvl="3" w:tplc="EAFED8A2">
+      <w:lvl w:ilvl="3" w:tplc="990E4EE6">
         <w:start w:val="1"/>
         <w:numFmt w:val="decimal"/>
         <w:lvlText w:val="%4."/>
@@ -13721,7 +13508,7 @@
       </w:lvl>
     </w:lvlOverride>
     <w:lvlOverride w:ilvl="4">
-      <w:lvl w:ilvl="4" w:tplc="4E72CF44">
+      <w:lvl w:ilvl="4" w:tplc="56EE7472">
         <w:start w:val="1"/>
         <w:numFmt w:val="upperLetter"/>
         <w:lvlText w:val="%5."/>
@@ -13753,7 +13540,7 @@
       </w:lvl>
     </w:lvlOverride>
     <w:lvlOverride w:ilvl="5">
-      <w:lvl w:ilvl="5" w:tplc="FE1C1BD0">
+      <w:lvl w:ilvl="5" w:tplc="A30C8CDA">
         <w:start w:val="1"/>
         <w:numFmt w:val="lowerRoman"/>
         <w:lvlText w:val="%6."/>
@@ -13785,7 +13572,7 @@
       </w:lvl>
     </w:lvlOverride>
     <w:lvlOverride w:ilvl="6">
-      <w:lvl w:ilvl="6" w:tplc="41884BC8">
+      <w:lvl w:ilvl="6" w:tplc="191CA56E">
         <w:start w:val="1"/>
         <w:numFmt w:val="decimal"/>
         <w:lvlText w:val="%7."/>
@@ -13817,7 +13604,7 @@
       </w:lvl>
     </w:lvlOverride>
     <w:lvlOverride w:ilvl="7">
-      <w:lvl w:ilvl="7" w:tplc="8D9E91F4">
+      <w:lvl w:ilvl="7" w:tplc="D7CC6E1C">
         <w:start w:val="1"/>
         <w:numFmt w:val="upperLetter"/>
         <w:lvlText w:val="%8."/>
@@ -13849,7 +13636,7 @@
       </w:lvl>
     </w:lvlOverride>
     <w:lvlOverride w:ilvl="8">
-      <w:lvl w:ilvl="8" w:tplc="B5D8D32A">
+      <w:lvl w:ilvl="8" w:tplc="8FBEDDEC">
         <w:start w:val="1"/>
         <w:numFmt w:val="lowerRoman"/>
         <w:lvlText w:val="%9."/>
@@ -13902,7 +13689,7 @@
   <w:num w:numId="12" w16cid:durableId="269094958">
     <w:abstractNumId w:val="19"/>
     <w:lvlOverride w:ilvl="0">
-      <w:lvl w:ilvl="0" w:tplc="3A8A4A74">
+      <w:lvl w:ilvl="0" w:tplc="DD245F78">
         <w:start w:val="1"/>
         <w:numFmt w:val="decimal"/>
         <w:lvlText w:val="%1."/>
@@ -13929,7 +13716,7 @@
       </w:lvl>
     </w:lvlOverride>
     <w:lvlOverride w:ilvl="1">
-      <w:lvl w:ilvl="1" w:tplc="B1E677CC">
+      <w:lvl w:ilvl="1" w:tplc="D6A28AE8">
         <w:start w:val="1"/>
         <w:numFmt w:val="upperLetter"/>
         <w:lvlText w:val="%2."/>
@@ -13956,7 +13743,7 @@
       </w:lvl>
     </w:lvlOverride>
     <w:lvlOverride w:ilvl="2">
-      <w:lvl w:ilvl="2" w:tplc="4AB6BEFC">
+      <w:lvl w:ilvl="2" w:tplc="8338981E">
         <w:start w:val="1"/>
         <w:numFmt w:val="lowerRoman"/>
         <w:lvlText w:val="%3."/>
@@ -13983,7 +13770,7 @@
       </w:lvl>
     </w:lvlOverride>
     <w:lvlOverride w:ilvl="3">
-      <w:lvl w:ilvl="3" w:tplc="4C82837A">
+      <w:lvl w:ilvl="3" w:tplc="3BC6726C">
         <w:start w:val="1"/>
         <w:numFmt w:val="decimal"/>
         <w:lvlText w:val="%4."/>
@@ -14010,7 +13797,7 @@
       </w:lvl>
     </w:lvlOverride>
     <w:lvlOverride w:ilvl="4">
-      <w:lvl w:ilvl="4" w:tplc="496C02DA">
+      <w:lvl w:ilvl="4" w:tplc="3ACE5A0C">
         <w:start w:val="1"/>
         <w:numFmt w:val="upperLetter"/>
         <w:lvlText w:val="%5."/>
@@ -14037,7 +13824,7 @@
       </w:lvl>
     </w:lvlOverride>
     <w:lvlOverride w:ilvl="5">
-      <w:lvl w:ilvl="5" w:tplc="AB8495DA">
+      <w:lvl w:ilvl="5" w:tplc="0E5642E2">
         <w:start w:val="1"/>
         <w:numFmt w:val="lowerRoman"/>
         <w:lvlText w:val="%6."/>
@@ -14064,7 +13851,7 @@
       </w:lvl>
     </w:lvlOverride>
     <w:lvlOverride w:ilvl="6">
-      <w:lvl w:ilvl="6" w:tplc="43D25952">
+      <w:lvl w:ilvl="6" w:tplc="3A2C1C44">
         <w:start w:val="1"/>
         <w:numFmt w:val="decimal"/>
         <w:lvlText w:val="%7."/>
@@ -14091,7 +13878,7 @@
       </w:lvl>
     </w:lvlOverride>
     <w:lvlOverride w:ilvl="7">
-      <w:lvl w:ilvl="7" w:tplc="FF3C56D4">
+      <w:lvl w:ilvl="7" w:tplc="AE383294">
         <w:start w:val="1"/>
         <w:numFmt w:val="upperLetter"/>
         <w:lvlText w:val="%8."/>
@@ -14118,7 +13905,7 @@
       </w:lvl>
     </w:lvlOverride>
     <w:lvlOverride w:ilvl="8">
-      <w:lvl w:ilvl="8" w:tplc="533A5922">
+      <w:lvl w:ilvl="8" w:tplc="BEC8B420">
         <w:start w:val="1"/>
         <w:numFmt w:val="lowerRoman"/>
         <w:lvlText w:val="%9."/>
@@ -14160,7 +13947,7 @@
   <w:num w:numId="17" w16cid:durableId="1729645066">
     <w:abstractNumId w:val="0"/>
     <w:lvlOverride w:ilvl="0">
-      <w:lvl w:ilvl="0" w:tplc="24A4119A">
+      <w:lvl w:ilvl="0" w:tplc="8696C552">
         <w:start w:val="1"/>
         <w:numFmt w:val="decimal"/>
         <w:lvlText w:val="%1)"/>
@@ -14190,7 +13977,7 @@
       </w:lvl>
     </w:lvlOverride>
     <w:lvlOverride w:ilvl="1">
-      <w:lvl w:ilvl="1" w:tplc="93E41494">
+      <w:lvl w:ilvl="1" w:tplc="87FC739A">
         <w:start w:val="1"/>
         <w:numFmt w:val="upperLetter"/>
         <w:lvlText w:val="%2."/>
@@ -14220,7 +14007,7 @@
       </w:lvl>
     </w:lvlOverride>
     <w:lvlOverride w:ilvl="2">
-      <w:lvl w:ilvl="2" w:tplc="B284122A">
+      <w:lvl w:ilvl="2" w:tplc="4DFAF510">
         <w:start w:val="1"/>
         <w:numFmt w:val="lowerRoman"/>
         <w:lvlText w:val="%3."/>
@@ -14250,7 +14037,7 @@
       </w:lvl>
     </w:lvlOverride>
     <w:lvlOverride w:ilvl="3">
-      <w:lvl w:ilvl="3" w:tplc="5D62EC04">
+      <w:lvl w:ilvl="3" w:tplc="004473DE">
         <w:start w:val="1"/>
         <w:numFmt w:val="decimal"/>
         <w:lvlText w:val="%4."/>
@@ -14280,7 +14067,7 @@
       </w:lvl>
     </w:lvlOverride>
     <w:lvlOverride w:ilvl="4">
-      <w:lvl w:ilvl="4" w:tplc="E286C822">
+      <w:lvl w:ilvl="4" w:tplc="95205286">
         <w:start w:val="1"/>
         <w:numFmt w:val="upperLetter"/>
         <w:lvlText w:val="%5."/>
@@ -14310,7 +14097,7 @@
       </w:lvl>
     </w:lvlOverride>
     <w:lvlOverride w:ilvl="5">
-      <w:lvl w:ilvl="5" w:tplc="67743068">
+      <w:lvl w:ilvl="5" w:tplc="6CC2AA80">
         <w:start w:val="1"/>
         <w:numFmt w:val="lowerRoman"/>
         <w:lvlText w:val="%6."/>
@@ -14340,7 +14127,7 @@
       </w:lvl>
     </w:lvlOverride>
     <w:lvlOverride w:ilvl="6">
-      <w:lvl w:ilvl="6" w:tplc="52F0566E">
+      <w:lvl w:ilvl="6" w:tplc="95F204A4">
         <w:start w:val="1"/>
         <w:numFmt w:val="decimal"/>
         <w:lvlText w:val="%7."/>
@@ -14370,7 +14157,7 @@
       </w:lvl>
     </w:lvlOverride>
     <w:lvlOverride w:ilvl="7">
-      <w:lvl w:ilvl="7" w:tplc="54968590">
+      <w:lvl w:ilvl="7" w:tplc="4F0E3CE6">
         <w:start w:val="1"/>
         <w:numFmt w:val="upperLetter"/>
         <w:lvlText w:val="%8."/>
@@ -14400,7 +14187,7 @@
       </w:lvl>
     </w:lvlOverride>
     <w:lvlOverride w:ilvl="8">
-      <w:lvl w:ilvl="8" w:tplc="878EB5EC">
+      <w:lvl w:ilvl="8" w:tplc="90F0CFB0">
         <w:start w:val="1"/>
         <w:numFmt w:val="lowerRoman"/>
         <w:lvlText w:val="%9."/>
@@ -14451,7 +14238,7 @@
   <w:num w:numId="22" w16cid:durableId="673530876">
     <w:abstractNumId w:val="17"/>
     <w:lvlOverride w:ilvl="0">
-      <w:lvl w:ilvl="0" w:tplc="752EDB22">
+      <w:lvl w:ilvl="0" w:tplc="BF943312">
         <w:start w:val="1"/>
         <w:numFmt w:val="bullet"/>
         <w:lvlText w:val="●"/>
@@ -14482,7 +14269,7 @@
       </w:lvl>
     </w:lvlOverride>
     <w:lvlOverride w:ilvl="1">
-      <w:lvl w:ilvl="1" w:tplc="35FEBB76">
+      <w:lvl w:ilvl="1" w:tplc="80909310">
         <w:start w:val="1"/>
         <w:numFmt w:val="bullet"/>
         <w:lvlText w:val="■"/>
@@ -14513,7 +14300,7 @@
       </w:lvl>
     </w:lvlOverride>
     <w:lvlOverride w:ilvl="2">
-      <w:lvl w:ilvl="2" w:tplc="4F92F9D2">
+      <w:lvl w:ilvl="2" w:tplc="43F2008A">
         <w:start w:val="1"/>
         <w:numFmt w:val="bullet"/>
         <w:lvlText w:val="◆"/>
@@ -14544,7 +14331,7 @@
       </w:lvl>
     </w:lvlOverride>
     <w:lvlOverride w:ilvl="3">
-      <w:lvl w:ilvl="3" w:tplc="7EF01DCA">
+      <w:lvl w:ilvl="3" w:tplc="0958E852">
         <w:start w:val="1"/>
         <w:numFmt w:val="bullet"/>
         <w:lvlText w:val="●"/>
@@ -14575,7 +14362,7 @@
       </w:lvl>
     </w:lvlOverride>
     <w:lvlOverride w:ilvl="4">
-      <w:lvl w:ilvl="4" w:tplc="434AB9E2">
+      <w:lvl w:ilvl="4" w:tplc="451A7D04">
         <w:start w:val="1"/>
         <w:numFmt w:val="bullet"/>
         <w:lvlText w:val="■"/>
@@ -14606,7 +14393,7 @@
       </w:lvl>
     </w:lvlOverride>
     <w:lvlOverride w:ilvl="5">
-      <w:lvl w:ilvl="5" w:tplc="93860FD6">
+      <w:lvl w:ilvl="5" w:tplc="A0FEDA56">
         <w:start w:val="1"/>
         <w:numFmt w:val="bullet"/>
         <w:lvlText w:val="◆"/>
@@ -14637,7 +14424,7 @@
       </w:lvl>
     </w:lvlOverride>
     <w:lvlOverride w:ilvl="6">
-      <w:lvl w:ilvl="6" w:tplc="05EA4B3C">
+      <w:lvl w:ilvl="6" w:tplc="C03E7CD2">
         <w:start w:val="1"/>
         <w:numFmt w:val="bullet"/>
         <w:lvlText w:val="●"/>
@@ -14668,7 +14455,7 @@
       </w:lvl>
     </w:lvlOverride>
     <w:lvlOverride w:ilvl="7">
-      <w:lvl w:ilvl="7" w:tplc="BF8298BE">
+      <w:lvl w:ilvl="7" w:tplc="E5CA137C">
         <w:start w:val="1"/>
         <w:numFmt w:val="bullet"/>
         <w:lvlText w:val="■"/>
@@ -14699,7 +14486,7 @@
       </w:lvl>
     </w:lvlOverride>
     <w:lvlOverride w:ilvl="8">
-      <w:lvl w:ilvl="8" w:tplc="32FC7ADA">
+      <w:lvl w:ilvl="8" w:tplc="D9CABFA6">
         <w:start w:val="1"/>
         <w:numFmt w:val="bullet"/>
         <w:lvlText w:val="◆"/>
